--- a/website/documents/ArnoldFIigueroa_Resume.docx
+++ b/website/documents/ArnoldFIigueroa_Resume.docx
@@ -264,27 +264,7 @@
             <w:sz w:val="22"/>
             <w:szCs w:val="22"/>
           </w:rPr>
-          <w:t>arnoldfigue</w:t>
-        </w:r>
-        <w:r>
-          <w:rPr>
-            <w:rStyle w:val="Hyperlink"/>
-            <w:rFonts w:ascii="Calibri" w:hAnsi="Calibri"/>
-            <w:b w:val="0"/>
-            <w:sz w:val="22"/>
-            <w:szCs w:val="22"/>
-          </w:rPr>
-          <w:t>r</w:t>
-        </w:r>
-        <w:r>
-          <w:rPr>
-            <w:rStyle w:val="Hyperlink"/>
-            <w:rFonts w:ascii="Calibri" w:hAnsi="Calibri"/>
-            <w:b w:val="0"/>
-            <w:sz w:val="22"/>
-            <w:szCs w:val="22"/>
-          </w:rPr>
-          <w:t>oa.com</w:t>
+          <w:t>arnoldfigueroa.com</w:t>
         </w:r>
       </w:hyperlink>
     </w:p>
@@ -621,8 +601,58 @@
         <w:rPr>
           <w:rFonts w:ascii="Calibri" w:hAnsi="Calibri"/>
           <w:color w:val="000000" w:themeColor="text1"/>
+        </w:rPr>
+        <w:t xml:space="preserve">Automate uploading website files to S3 bucket every time a new commit has been pushed to my </w:t>
+      </w:r>
+      <w:r>
+        <w:rPr>
+          <w:rFonts w:ascii="Calibri" w:hAnsi="Calibri"/>
+          <w:color w:val="000000" w:themeColor="text1"/>
           <w:u w:val="single"/>
         </w:rPr>
+        <w:t>GitHub</w:t>
+      </w:r>
+      <w:r>
+        <w:rPr>
+          <w:rFonts w:ascii="Calibri" w:hAnsi="Calibri"/>
+          <w:color w:val="000000" w:themeColor="text1"/>
+        </w:rPr>
+        <w:t xml:space="preserve"> repository using </w:t>
+      </w:r>
+      <w:r>
+        <w:rPr>
+          <w:rFonts w:ascii="Calibri" w:hAnsi="Calibri"/>
+          <w:color w:val="000000" w:themeColor="text1"/>
+          <w:u w:val="single"/>
+        </w:rPr>
+        <w:t>GitHub actions</w:t>
+      </w:r>
+      <w:r>
+        <w:rPr>
+          <w:rFonts w:ascii="Calibri" w:hAnsi="Calibri"/>
+          <w:color w:val="000000" w:themeColor="text1"/>
+        </w:rPr>
+        <w:t xml:space="preserve"> (YAML) workflow.</w:t>
+      </w:r>
+    </w:p>
+    <w:p>
+      <w:pPr>
+        <w:pStyle w:val="ListParagraph"/>
+        <w:numPr>
+          <w:ilvl w:val="0"/>
+          <w:numId w:val="19"/>
+        </w:numPr>
+        <w:rPr>
+          <w:rFonts w:ascii="Calibri" w:hAnsi="Calibri"/>
+          <w:color w:val="000000" w:themeColor="text1"/>
+        </w:rPr>
+      </w:pPr>
+      <w:r>
+        <w:rPr>
+          <w:rFonts w:ascii="Calibri" w:hAnsi="Calibri"/>
+          <w:color w:val="000000" w:themeColor="text1"/>
+          <w:u w:val="single"/>
+        </w:rPr>
         <w:t>Visual Code</w:t>
       </w:r>
       <w:r>
@@ -630,7 +660,23 @@
           <w:rFonts w:ascii="Calibri" w:hAnsi="Calibri"/>
           <w:color w:val="000000" w:themeColor="text1"/>
         </w:rPr>
-        <w:t xml:space="preserve"> and Nextpad++ were used as editors.</w:t>
+        <w:t xml:space="preserve"> and </w:t>
+      </w:r>
+      <w:proofErr w:type="spellStart"/>
+      <w:r>
+        <w:rPr>
+          <w:rFonts w:ascii="Calibri" w:hAnsi="Calibri"/>
+          <w:color w:val="000000" w:themeColor="text1"/>
+        </w:rPr>
+        <w:t>Nextpad</w:t>
+      </w:r>
+      <w:proofErr w:type="spellEnd"/>
+      <w:r>
+        <w:rPr>
+          <w:rFonts w:ascii="Calibri" w:hAnsi="Calibri"/>
+          <w:color w:val="000000" w:themeColor="text1"/>
+        </w:rPr>
+        <w:t>++ were used as editors.</w:t>
       </w:r>
     </w:p>
     <w:p>
@@ -1342,7 +1388,6 @@
           <w:sz w:val="22"/>
           <w:szCs w:val="22"/>
         </w:rPr>
-        <w:lastRenderedPageBreak/>
         <w:t>Clie</w:t>
       </w:r>
       <w:r>
@@ -2355,25 +2400,7 @@
           <w:sz w:val="22"/>
           <w:szCs w:val="22"/>
         </w:rPr>
-        <w:t xml:space="preserve">, </w:t>
-      </w:r>
-      <w:r>
-        <w:rPr>
-          <w:rFonts w:ascii="Calibri"/>
-          <w:color w:val="000000" w:themeColor="text1"/>
-          <w:sz w:val="22"/>
-          <w:szCs w:val="22"/>
-        </w:rPr>
-        <w:t>clean up data using REST Assured</w:t>
-      </w:r>
-      <w:r>
-        <w:rPr>
-          <w:rFonts w:ascii="Calibri"/>
-          <w:color w:val="000000" w:themeColor="text1"/>
-          <w:sz w:val="22"/>
-          <w:szCs w:val="22"/>
-        </w:rPr>
-        <w:t>, a</w:t>
+        <w:t>, clean up data using REST Assured, a</w:t>
       </w:r>
       <w:r>
         <w:rPr>
@@ -3139,6 +3166,7 @@
           <w:sz w:val="22"/>
           <w:szCs w:val="22"/>
         </w:rPr>
+        <w:lastRenderedPageBreak/>
         <w:t xml:space="preserve">As Software Engineer for Aeroflex, a multi-faceted high technology company that designs, develops, manufactures and markets a diverse range of microelectronic and test and measurement products, </w:t>
       </w:r>
     </w:p>
@@ -3187,7 +3215,6 @@
           <w:sz w:val="22"/>
           <w:szCs w:val="22"/>
         </w:rPr>
-        <w:lastRenderedPageBreak/>
         <w:t>education</w:t>
       </w:r>
     </w:p>
@@ -3406,7 +3433,7 @@
       <w:headerReference w:type="first" r:id="rId10"/>
       <w:footerReference w:type="first" r:id="rId11"/>
       <w:pgSz w:w="12240" w:h="15840" w:code="1"/>
-      <w:pgMar w:top="1296" w:right="1368" w:bottom="1440" w:left="1368" w:header="720" w:footer="432" w:gutter="0"/>
+      <w:pgMar w:top="1017" w:right="1368" w:bottom="1440" w:left="1368" w:header="720" w:footer="432" w:gutter="0"/>
       <w:cols w:space="720"/>
       <w:docGrid w:linePitch="360"/>
     </w:sectPr>
@@ -7244,12 +7271,14 @@
     <w:rsid w:val="00173CC4"/>
     <w:rsid w:val="00231426"/>
     <w:rsid w:val="002446DF"/>
+    <w:rsid w:val="002752D6"/>
     <w:rsid w:val="002D1945"/>
     <w:rsid w:val="0036177F"/>
     <w:rsid w:val="0039071C"/>
     <w:rsid w:val="003A24EB"/>
     <w:rsid w:val="0040657E"/>
     <w:rsid w:val="004B00C7"/>
+    <w:rsid w:val="004F735A"/>
     <w:rsid w:val="00552325"/>
     <w:rsid w:val="00617DF9"/>
     <w:rsid w:val="006461FC"/>
